--- a/hangszoveg/balatonlelle-en_hangszoveg.docx
+++ b/hangszoveg/balatonlelle-en_hangszoveg.docx
@@ -4,7 +4,13 @@
   <w:body>
     <w:p>
       <w:r>
-        <w:t>Balatonlelle railway station was established in 1896, when the Southern Railway extended its line along the shore of Lake Balaton. This expansion connected previously more isolated settlements with the capital and major cities of Transdanubia. The opening of the railway gave a significant boost to the development of spa culture: Lelle quickly became a popular holiday destination, especially among vacationers from Budapest and the Kapos</w:t>
+        <w:t>Balatonlelle railway station was established in 189</w:t>
+      </w:r>
+      <w:r>
+        <w:t>0</w:t>
+      </w:r>
+      <w:r>
+        <w:t>, when the Southern Railway extended its line along the shore of Lake Balaton. This expansion connected previously more isolated settlements with the capital and major cities of Transdanubia. The opening of the railway gave a significant boost to the development of spa culture: Lelle quickly became a popular holiday destination, especially among vacationers from Budapest and the Kapos</w:t>
       </w:r>
       <w:r>
         <w:t>h</w:t>
